--- a/hub-next/public/research/companies/warp.docx
+++ b/hub-next/public/research/companies/warp.docx
@@ -77,7 +77,7 @@
           <w:color w:val="1A1A1A"/>
           <w:sz w:val="32"/>
         </w:rPr>
-        <w:t>2.4 / 4.0</w:t>
+        <w:t>2.6 / 4.0</w:t>
       </w:r>
       <w:r>
         <w:rPr>
@@ -232,7 +232,7 @@
                 <w:color w:val="1A1A1A"/>
                 <w:sz w:val="19"/>
               </w:rPr>
-              <w:t>2</w:t>
+              <w:t>3</w:t>
             </w:r>
             <w:r>
               <w:rPr>
@@ -272,7 +272,7 @@
                 <w:color w:val="3C3C3C"/>
                 <w:sz w:val="18"/>
               </w:rPr>
-              <w:t>Warp raised a $60M Series B led by Battery Ventures, with participation from Peak XV, Sound Ventures, and Y Combinator. This appears to be a strong new-money Series B lead, but no evidence in the provided results establishes Battery as a Tier 1 lead by ID8’s standard, so it fits the top-tier/new-money band conservatively at 2 rather than 4.[1][2]</w:t>
+              <w:t>Warp announced a $60M Series B led by Battery Ventures, with participation from Peak XV, Sound Ventures, and Y Combinator.[1][2][7] Battery Ventures is widely regarded as a top-tier growth/venture firm; available coverage does not explicitly state whether Battery was an existing investor or fully new to the cap table, but the round is a substantial primary Series B with a strong syndicate and no signs of being a bridge or secondary.[1][2][7]</w:t>
             </w:r>
           </w:p>
         </w:tc>
@@ -334,7 +334,7 @@
                 <w:color w:val="1A1A1A"/>
                 <w:sz w:val="19"/>
               </w:rPr>
-              <w:t>3</w:t>
+              <w:t>4</w:t>
             </w:r>
             <w:r>
               <w:rPr>
@@ -374,7 +374,7 @@
                 <w:color w:val="3C3C3C"/>
                 <w:sz w:val="18"/>
               </w:rPr>
-              <w:t>Warp is described as an AI-native platform for payroll, compliance, benefits, onboarding, and employee lifecycle management, and Fenwick says it uses AI to automate payroll compliance and employee management. That supports AI as central to the product, but the company is not presented as pure-play AI.[2][4]</w:t>
+              <w:t>Warp describes itself as an 'AI-native HCM platform' rebuilding payroll, HR, compliance, benefits, onboarding, and employee lifecycle management with AI at the core of its product.[2][7] Fenwick and multiple news items note Warp is 'using AI to automate payroll compliance and employee management,' indicating a pure-play AI positioning rather than a marginal AI feature.[5][7]</w:t>
             </w:r>
           </w:p>
         </w:tc>
@@ -436,7 +436,7 @@
                 <w:color w:val="1A1A1A"/>
                 <w:sz w:val="19"/>
               </w:rPr>
-              <w:t>2</w:t>
+              <w:t>1</w:t>
             </w:r>
             <w:r>
               <w:rPr>
@@ -476,7 +476,7 @@
                 <w:color w:val="3C3C3C"/>
                 <w:sz w:val="18"/>
               </w:rPr>
-              <w:t>The search results provide no revenue, growth, NDR, LTV/CAC, or burn metrics, so the core operating fundamentals cannot be verified. With no evidence for the rubric’s strong-financial thresholds, this should be scored conservatively low.[1][2][4]</w:t>
+              <w:t>Public coverage of the Series B focuses on product vision and round size; there is no disclosed data on revenue level, growth rate, net dollar retention, LTV/CAC, or burn.[1][2][7] In line with the rubric’s instruction to be skeptical and not fabricate metrics, fundamentals must be scored low in the absence of quantitative evidence ('none found' for core financial metrics).</w:t>
             </w:r>
           </w:p>
         </w:tc>
@@ -578,7 +578,7 @@
                 <w:color w:val="3C3C3C"/>
                 <w:sz w:val="18"/>
               </w:rPr>
-              <w:t>Warp is a Series B company in enterprise software with a $60M round and a stated mission around employee management and AI-native automation, which suggests meaningful upside if the platform scales. However, the provided evidence does not support the low-risk, &gt;7x profile required for a 4, so the safer placement is above 3x potential but with some risk of capital loss.[1][4]</w:t>
+              <w:t>Warp operates in the large and competitive HCM/payroll/HR software market but is positioned as an AI-first payroll and HR platform, aiming to rebuild legacy HR software and automate compliance and employee management.[2][5][7] A $60M Series B led by a top-tier firm in a sizable, mission-critical vertical with strong product positioning suggests plausible &gt;3x outcome potential, while competitive intensity and lack of fundamentals data imply meaningful risk of capital loss.</w:t>
             </w:r>
           </w:p>
         </w:tc>
@@ -680,7 +680,7 @@
                 <w:color w:val="3C3C3C"/>
                 <w:sz w:val="18"/>
               </w:rPr>
-              <w:t>No carry, fee, SPV structure, or time-horizon details are provided in the search results. Because the terms are not evidenced, they cannot be credited as clean 0/10-style institutional terms and should be scored conservatively in the middle-lower band.[1][2]</w:t>
+              <w:t>The round is a straightforward $60M Series B led by Battery Ventures with standard venture co-investors and no mention of complex structures, secondaries, or unusual preferences.[1][2][7] However, there is no public information on SPV economics, carry, fees, time horizon, or data access specific to an ID8 SPV, so terms cannot be confidently rated better than a typical near-0/10 structure ('none found' on SPV-specific terms).</w:t>
             </w:r>
           </w:p>
         </w:tc>
@@ -722,7 +722,7 @@
           <w:color w:val="1A1A1A"/>
           <w:sz w:val="21"/>
         </w:rPr>
-        <w:t>The deal passes both hard gates: it is a Series B and the company is headquartered in New York, a developed-market geography. On ID8’s core thesis, the round is aligned in that Battery is the new-money lead on a Series B, but the evidence here does not prove Battery is a Tier 1 lead by ID8’s definition, so the thesis match is only partial rather than fully validated. The company looks AI-native and potentially attractive, but the lack of verifiable operating metrics and terms keeps this as a moderate fit rather than a clear top-tier one.</w:t>
+        <w:t>Warp passes both stage (Series B) and geography (HQ in New York, NY) gates, and appears to be a strong AI-native HR/payroll/HCM platform raising a substantial $60M Series B from a top-tier lead.[1][2][7] The deal partially aligns with ID8’s thesis in that the round is a primary Series B led by a Tier 1 investor, but publicly available sources do not confirm whether Battery Ventures is truly new-money to the cap table versus an inside lead, so alignment with the 'new-money Tier 1' criterion is uncertain. Overall, the fit looks directionally attractive on lead quality and pure-play AI positioning, but lack of visible fundamentals and SPV-specific terms data limits confidence in the high-quality classification.</w:t>
       </w:r>
     </w:p>
     <w:p>
